--- a/test/lawmaker/ssi/test2.docx
+++ b/test/lawmaker/ssi/test2.docx
@@ -3146,6 +3146,128 @@
       <w:r>
         <w:t>.</w:t>
       </w:r>
+    </w:p>
+    <w:p>
+      <w:pPr>
+        <w:pStyle w:val="N3"/>
+        <w:numPr>
+          <w:ilvl w:val="0"/>
+          <w:numId w:val="0"/>
+        </w:numPr>
+        <w:ind w:left="397" w:hanging="397"/>
+      </w:pPr>
+    </w:p>
+    <w:p>
+      <w:pPr>
+        <w:pStyle w:val="N3"/>
+        <w:numPr>
+          <w:ilvl w:val="0"/>
+          <w:numId w:val="0"/>
+        </w:numPr>
+        <w:ind w:left="397" w:hanging="397"/>
+      </w:pPr>
+    </w:p>
+    <w:p>
+      <w:pPr>
+        <w:pStyle w:val="N3"/>
+        <w:numPr>
+          <w:ilvl w:val="0"/>
+          <w:numId w:val="0"/>
+        </w:numPr>
+        <w:ind w:left="397" w:hanging="397"/>
+      </w:pPr>
+    </w:p>
+    <w:p>
+      <w:pPr>
+        <w:pStyle w:val="N3"/>
+        <w:numPr>
+          <w:ilvl w:val="0"/>
+          <w:numId w:val="0"/>
+        </w:numPr>
+        <w:ind w:left="397" w:hanging="397"/>
+      </w:pPr>
+    </w:p>
+    <w:p>
+      <w:pPr>
+        <w:pStyle w:val="N3"/>
+        <w:numPr>
+          <w:ilvl w:val="0"/>
+          <w:numId w:val="0"/>
+        </w:numPr>
+        <w:ind w:left="397" w:hanging="397"/>
+      </w:pPr>
+    </w:p>
+    <w:p>
+      <w:pPr>
+        <w:pStyle w:val="SigBlock"/>
+      </w:pPr>
+      <w:r>
+        <w:tab/>
+      </w:r>
+      <w:r>
+        <w:rPr>
+          <w:rStyle w:val="SigSignee"/>
+        </w:rPr>
+        <w:t>SIOBHIAN BROWN</w:t>
+      </w:r>
+    </w:p>
+    <w:p>
+      <w:pPr>
+        <w:pStyle w:val="SigBlock"/>
+      </w:pPr>
+      <w:r>
+        <w:rPr>
+          <w:rStyle w:val="Sigtitle"/>
+        </w:rPr>
+        <w:tab/>
+        <w:t>Authorised to sign by the Scottish Ministers</w:t>
+      </w:r>
+    </w:p>
+    <w:p>
+      <w:pPr>
+        <w:pStyle w:val="SigBlock"/>
+        <w:rPr>
+          <w:rStyle w:val="Sigtitle"/>
+        </w:rPr>
+      </w:pPr>
+      <w:r>
+        <w:rPr>
+          <w:rStyle w:val="SigAdd"/>
+        </w:rPr>
+        <w:t>St Andrew’s House,</w:t>
+      </w:r>
+    </w:p>
+    <w:p>
+      <w:pPr>
+        <w:pStyle w:val="SigBlock"/>
+      </w:pPr>
+      <w:r>
+        <w:rPr>
+          <w:rStyle w:val="SigAdd"/>
+        </w:rPr>
+        <w:t>Edinburgh</w:t>
+      </w:r>
+    </w:p>
+    <w:p>
+      <w:pPr>
+        <w:pStyle w:val="SigBlock"/>
+      </w:pPr>
+      <w:r>
+        <w:rPr>
+          <w:rStyle w:val="SigDate"/>
+        </w:rPr>
+        <w:t>5th September 2024</w:t>
+      </w:r>
+    </w:p>
+    <w:p>
+      <w:pPr>
+        <w:pStyle w:val="N3"/>
+        <w:numPr>
+          <w:ilvl w:val="0"/>
+          <w:numId w:val="0"/>
+        </w:numPr>
+        <w:ind w:left="397" w:hanging="397"/>
+      </w:pPr>
     </w:p>
     <w:sectPr>
       <w:footerReference w:type="even" r:id="rId7"/>
